--- a/docs/02_projekt_i_architektura/PDD.docx
+++ b/docs/02_projekt_i_architektura/PDD.docx
@@ -9,7 +9,15 @@
     </w:p>
     <w:p>
       <w:r>
-        <w:t>Rafał Koper, Piotr Horodecki, Michał Kostępski.</w:t>
+        <w:t xml:space="preserve">Rafał Koper, Piotr Horodecki, Michał </w:t>
+      </w:r>
+      <w:proofErr w:type="spellStart"/>
+      <w:r>
+        <w:t>Kostępski</w:t>
+      </w:r>
+      <w:proofErr w:type="spellEnd"/>
+      <w:r>
+        <w:t>.</w:t>
       </w:r>
     </w:p>
     <w:p/>
@@ -274,7 +282,15 @@
     </w:p>
     <w:p>
       <w:r>
-        <w:t>Gra ta ma charakter open-source. Nie są przewidziane żadne zyski pieniężne. Główną rolą jest zapewnienie rekreacji użytkownikom</w:t>
+        <w:t>Gra ta ma charakter open-</w:t>
+      </w:r>
+      <w:proofErr w:type="spellStart"/>
+      <w:r>
+        <w:t>source</w:t>
+      </w:r>
+      <w:proofErr w:type="spellEnd"/>
+      <w:r>
+        <w:t>. Nie są przewidziane żadne zyski pieniężne. Główną rolą jest zapewnienie rekreacji użytkownikom</w:t>
       </w:r>
     </w:p>
     <w:p/>
@@ -288,12 +304,21 @@
         <w:t xml:space="preserve">Produkt to hub gier, zawierająca dwie gry karciane: poker i makao. </w:t>
       </w:r>
       <w:r>
-        <w:t xml:space="preserve">Przewiduje on możliwość gry na dwa sposoby: pierwszym jest połączenie na lokalnej sieci ze znajomymi, druga uwzględnia dodanie botów napisanych dla tych gier, które będą kompetytywne względem gracza. Projekt zakłada obecność przyjaznego użytkownikowi interfejsu, który, na dodatek, ma możliwość stylizacji. </w:t>
-      </w:r>
-    </w:p>
-    <w:p>
-      <w:r>
-        <w:t>[Odnośnik do przypadków użycia]</w:t>
+        <w:t xml:space="preserve">Przewiduje on możliwość gry na dwa sposoby: pierwszym jest połączenie na lokalnej sieci ze znajomymi, druga uwzględnia dodanie botów napisanych dla tych gier, które będą </w:t>
+      </w:r>
+      <w:proofErr w:type="spellStart"/>
+      <w:r>
+        <w:t>kompet</w:t>
+      </w:r>
+      <w:r>
+        <w:t>y</w:t>
+      </w:r>
+      <w:r>
+        <w:t>tywne</w:t>
+      </w:r>
+      <w:proofErr w:type="spellEnd"/>
+      <w:r>
+        <w:t xml:space="preserve"> względem gracza. Projekt zakłada obecność przyjaznego użytkownikowi interfejsu, który, na dodatek, ma możliwość stylizacji. </w:t>
       </w:r>
     </w:p>
     <w:p/>
@@ -364,6 +389,9 @@
       <w:r>
         <w:t xml:space="preserve"> Możliwość dodania bota do gry, który będzie kalkulował kolejne ruchy na podstawie mechaniki Monte Carlo</w:t>
       </w:r>
+      <w:r>
+        <w:t xml:space="preserve"> oraz algorytmu heurystyki</w:t>
+      </w:r>
     </w:p>
     <w:p>
       <w:r>
@@ -382,7 +410,15 @@
         <w:t xml:space="preserve">i tasować </w:t>
       </w:r>
       <w:r>
-        <w:t>im karty oraz interagować z ruchami graczy</w:t>
+        <w:t xml:space="preserve">im karty oraz </w:t>
+      </w:r>
+      <w:proofErr w:type="spellStart"/>
+      <w:r>
+        <w:t>interagować</w:t>
+      </w:r>
+      <w:proofErr w:type="spellEnd"/>
+      <w:r>
+        <w:t xml:space="preserve"> z ruchami graczy</w:t>
       </w:r>
     </w:p>
     <w:p>
@@ -459,8 +495,13 @@
         <w:t>REQ-NF-01</w:t>
       </w:r>
       <w:r>
-        <w:t xml:space="preserve"> W pełni działająca gra bez bugów</w:t>
-      </w:r>
+        <w:t xml:space="preserve"> W pełni działająca gra bez </w:t>
+      </w:r>
+      <w:proofErr w:type="spellStart"/>
+      <w:r>
+        <w:t>bugów</w:t>
+      </w:r>
+      <w:proofErr w:type="spellEnd"/>
     </w:p>
     <w:p>
       <w:r>
@@ -475,8 +516,21 @@
         <w:t>REQ-NF-03</w:t>
       </w:r>
       <w:r>
-        <w:t xml:space="preserve"> Bezpieczny przesył danych na linii host – client</w:t>
-      </w:r>
+        <w:t xml:space="preserve"> Bezpieczny </w:t>
+      </w:r>
+      <w:proofErr w:type="spellStart"/>
+      <w:r>
+        <w:t>przesył</w:t>
+      </w:r>
+      <w:proofErr w:type="spellEnd"/>
+      <w:r>
+        <w:t xml:space="preserve"> danych na linii host – </w:t>
+      </w:r>
+      <w:proofErr w:type="spellStart"/>
+      <w:r>
+        <w:t>client</w:t>
+      </w:r>
+      <w:proofErr w:type="spellEnd"/>
     </w:p>
     <w:p>
       <w:r>
@@ -491,7 +545,39 @@
         <w:t>REQ-NF-05</w:t>
       </w:r>
       <w:r>
-        <w:t xml:space="preserve"> System stworzony w języku programowania Python z użyciem bibliotek threading i socket do połączenia LAN oraz tkinter do stworzenia przyjaznego użytkownikowi interfejsu</w:t>
+        <w:t xml:space="preserve"> System stworzony w języku programowania </w:t>
+      </w:r>
+      <w:proofErr w:type="spellStart"/>
+      <w:r>
+        <w:t>Python</w:t>
+      </w:r>
+      <w:proofErr w:type="spellEnd"/>
+      <w:r>
+        <w:t xml:space="preserve"> z użyciem bibliotek </w:t>
+      </w:r>
+      <w:proofErr w:type="spellStart"/>
+      <w:r>
+        <w:t>threading</w:t>
+      </w:r>
+      <w:proofErr w:type="spellEnd"/>
+      <w:r>
+        <w:t xml:space="preserve"> i </w:t>
+      </w:r>
+      <w:proofErr w:type="spellStart"/>
+      <w:r>
+        <w:t>socket</w:t>
+      </w:r>
+      <w:proofErr w:type="spellEnd"/>
+      <w:r>
+        <w:t xml:space="preserve"> do połączenia LAN oraz </w:t>
+      </w:r>
+      <w:proofErr w:type="spellStart"/>
+      <w:r>
+        <w:t>tkinter</w:t>
+      </w:r>
+      <w:proofErr w:type="spellEnd"/>
+      <w:r>
+        <w:t xml:space="preserve"> do stworzenia przyjaznego użytkownikowi interfejsu</w:t>
       </w:r>
     </w:p>
     <w:p>
@@ -534,8 +620,13 @@
     </w:p>
     <w:p>
       <w:r>
-        <w:t>- Urządzenie użytkownika jest w stanie uruchomić program napisany w Pythonie</w:t>
-      </w:r>
+        <w:t xml:space="preserve">- Urządzenie użytkownika jest w stanie uruchomić program napisany w </w:t>
+      </w:r>
+      <w:proofErr w:type="spellStart"/>
+      <w:r>
+        <w:t>Pythonie</w:t>
+      </w:r>
+      <w:proofErr w:type="spellEnd"/>
     </w:p>
     <w:p/>
     <w:p>
@@ -545,7 +636,15 @@
     </w:p>
     <w:p>
       <w:r>
-        <w:t xml:space="preserve">- Program pisany w Pythonie </w:t>
+        <w:t xml:space="preserve">- Program pisany w </w:t>
+      </w:r>
+      <w:proofErr w:type="spellStart"/>
+      <w:r>
+        <w:t>Pythonie</w:t>
+      </w:r>
+      <w:proofErr w:type="spellEnd"/>
+      <w:r>
+        <w:t xml:space="preserve"> </w:t>
       </w:r>
       <w:r>
         <w:t>narzuca pewne większe ograniczenia czasowe</w:t>
@@ -570,21 +669,16 @@
     </w:p>
     <w:p>
       <w:r>
-        <w:t xml:space="preserve">- Boty </w:t>
+        <w:t>- Boty</w:t>
+      </w:r>
+      <w:r>
+        <w:t xml:space="preserve"> pokera</w:t>
+      </w:r>
+      <w:r>
+        <w:t xml:space="preserve"> </w:t>
       </w:r>
       <w:r>
         <w:t>opierają się na algorytmie Monte Carlo, mają jednak pewne ograniczenia co do głębokości obliczeń, aby uniknąć utraty dynamiki gry</w:t>
-      </w:r>
-    </w:p>
-    <w:p>
-      <w:r>
-        <w:t>(do aktualizowania</w:t>
-      </w:r>
-      <w:r>
-        <w:t xml:space="preserve"> w trakcie tworzenia projektu</w:t>
-      </w:r>
-      <w:r>
-        <w:t>)</w:t>
       </w:r>
     </w:p>
     <w:p/>
